--- a/FSD - Designing and Managing Databases with MongoDB/FSD MERN - Designing and Managing Databases with MongoDB - Day 6 - 26-04-2026.docx
+++ b/FSD - Designing and Managing Databases with MongoDB/FSD MERN - Designing and Managing Databases with MongoDB - Day 6 - 26-04-2026.docx
@@ -1103,9 +1103,788 @@
     </w:p>
     <w:p/>
     <w:p/>
+    <w:p>
+      <w:r>
+        <w:t xml:space="preserve">if you want to insert many document you can use below command </w:t>
+      </w:r>
+    </w:p>
+    <w:p>
+      <w:proofErr w:type="spellStart"/>
+      <w:proofErr w:type="gramStart"/>
+      <w:r>
+        <w:t>db.collectionName.insertMany</w:t>
+      </w:r>
+      <w:proofErr w:type="spellEnd"/>
+      <w:proofErr w:type="gramEnd"/>
+      <w:r>
+        <w:t>(</w:t>
+      </w:r>
+    </w:p>
+    <w:p>
+      <w:r>
+        <w:t>[</w:t>
+      </w:r>
+    </w:p>
+    <w:p>
+      <w:r>
+        <w:t>{},</w:t>
+      </w:r>
+    </w:p>
+    <w:p>
+      <w:r>
+        <w:t>{},</w:t>
+      </w:r>
+    </w:p>
+    <w:p>
+      <w:r>
+        <w:t>{}</w:t>
+      </w:r>
+    </w:p>
+    <w:p>
+      <w:r>
+        <w:t>]</w:t>
+      </w:r>
+    </w:p>
+    <w:p>
+      <w:r>
+        <w:t>);</w:t>
+      </w:r>
+    </w:p>
+    <w:p/>
+    <w:p>
+      <w:proofErr w:type="spellStart"/>
+      <w:proofErr w:type="gramStart"/>
+      <w:r>
+        <w:rPr>
+          <w:highlight w:val="yellow"/>
+        </w:rPr>
+        <w:t>db.employees</w:t>
+      </w:r>
+      <w:proofErr w:type="gramEnd"/>
+      <w:r>
+        <w:rPr>
+          <w:highlight w:val="yellow"/>
+        </w:rPr>
+        <w:t>.</w:t>
+      </w:r>
+      <w:proofErr w:type="gramStart"/>
+      <w:r>
+        <w:rPr>
+          <w:highlight w:val="yellow"/>
+        </w:rPr>
+        <w:t>insertMany</w:t>
+      </w:r>
+      <w:proofErr w:type="spellEnd"/>
+      <w:r>
+        <w:t>(</w:t>
+      </w:r>
+      <w:proofErr w:type="gramEnd"/>
+      <w:r>
+        <w:t>[</w:t>
+      </w:r>
+    </w:p>
+    <w:p>
+      <w:r>
+        <w:t xml:space="preserve">  {</w:t>
+      </w:r>
+    </w:p>
+    <w:p>
+      <w:r>
+        <w:t xml:space="preserve">    _id: 1,</w:t>
+      </w:r>
+    </w:p>
+    <w:p>
+      <w:r>
+        <w:t xml:space="preserve">    </w:t>
+      </w:r>
+      <w:proofErr w:type="spellStart"/>
+      <w:r>
+        <w:t>fname</w:t>
+      </w:r>
+      <w:proofErr w:type="spellEnd"/>
+      <w:r>
+        <w:t>: "Amit",</w:t>
+      </w:r>
+    </w:p>
+    <w:p>
+      <w:r>
+        <w:t xml:space="preserve">    </w:t>
+      </w:r>
+      <w:proofErr w:type="spellStart"/>
+      <w:r>
+        <w:t>lname</w:t>
+      </w:r>
+      <w:proofErr w:type="spellEnd"/>
+      <w:r>
+        <w:t>: "Sharma",</w:t>
+      </w:r>
+    </w:p>
+    <w:p>
+      <w:r>
+        <w:t xml:space="preserve">    age: 28,</w:t>
+      </w:r>
+    </w:p>
+    <w:p>
+      <w:r>
+        <w:t xml:space="preserve">    salary: 45000,</w:t>
+      </w:r>
+    </w:p>
+    <w:p>
+      <w:r>
+        <w:t xml:space="preserve">    </w:t>
+      </w:r>
+      <w:proofErr w:type="spellStart"/>
+      <w:r>
+        <w:t>deptId</w:t>
+      </w:r>
+      <w:proofErr w:type="spellEnd"/>
+      <w:r>
+        <w:t>: 101,</w:t>
+      </w:r>
+    </w:p>
+    <w:p>
+      <w:r>
+        <w:t xml:space="preserve">    city: "Bangalore"</w:t>
+      </w:r>
+    </w:p>
+    <w:p>
+      <w:r>
+        <w:t xml:space="preserve">  },</w:t>
+      </w:r>
+    </w:p>
+    <w:p>
+      <w:r>
+        <w:t xml:space="preserve">  {</w:t>
+      </w:r>
+    </w:p>
+    <w:p>
+      <w:r>
+        <w:t xml:space="preserve">    _id: 2,</w:t>
+      </w:r>
+    </w:p>
+    <w:p>
+      <w:r>
+        <w:lastRenderedPageBreak/>
+        <w:t xml:space="preserve">    </w:t>
+      </w:r>
+      <w:proofErr w:type="spellStart"/>
+      <w:r>
+        <w:t>fname</w:t>
+      </w:r>
+      <w:proofErr w:type="spellEnd"/>
+      <w:r>
+        <w:t>: "Priya",</w:t>
+      </w:r>
+    </w:p>
+    <w:p>
+      <w:r>
+        <w:t xml:space="preserve">    </w:t>
+      </w:r>
+      <w:proofErr w:type="spellStart"/>
+      <w:r>
+        <w:t>lname</w:t>
+      </w:r>
+      <w:proofErr w:type="spellEnd"/>
+      <w:r>
+        <w:t>: "Verma",</w:t>
+      </w:r>
+    </w:p>
+    <w:p>
+      <w:r>
+        <w:t xml:space="preserve">    age: 32,</w:t>
+      </w:r>
+    </w:p>
+    <w:p>
+      <w:r>
+        <w:t xml:space="preserve">    salary: 55000,</w:t>
+      </w:r>
+    </w:p>
+    <w:p>
+      <w:r>
+        <w:t xml:space="preserve">    </w:t>
+      </w:r>
+      <w:proofErr w:type="spellStart"/>
+      <w:r>
+        <w:t>deptId</w:t>
+      </w:r>
+      <w:proofErr w:type="spellEnd"/>
+      <w:r>
+        <w:t>: 102,</w:t>
+      </w:r>
+    </w:p>
+    <w:p>
+      <w:r>
+        <w:t xml:space="preserve">    city: "Hyderabad"</w:t>
+      </w:r>
+    </w:p>
+    <w:p>
+      <w:r>
+        <w:t xml:space="preserve">  },</w:t>
+      </w:r>
+    </w:p>
+    <w:p>
+      <w:r>
+        <w:t xml:space="preserve">  {</w:t>
+      </w:r>
+    </w:p>
+    <w:p>
+      <w:r>
+        <w:t xml:space="preserve">    _id: 3,</w:t>
+      </w:r>
+    </w:p>
+    <w:p>
+      <w:r>
+        <w:t xml:space="preserve">    </w:t>
+      </w:r>
+      <w:proofErr w:type="spellStart"/>
+      <w:r>
+        <w:t>fname</w:t>
+      </w:r>
+      <w:proofErr w:type="spellEnd"/>
+      <w:r>
+        <w:t>: "Rahul",</w:t>
+      </w:r>
+    </w:p>
+    <w:p>
+      <w:r>
+        <w:t xml:space="preserve">    </w:t>
+      </w:r>
+      <w:proofErr w:type="spellStart"/>
+      <w:r>
+        <w:t>lname</w:t>
+      </w:r>
+      <w:proofErr w:type="spellEnd"/>
+      <w:r>
+        <w:t>: "Patel",</w:t>
+      </w:r>
+    </w:p>
+    <w:p>
+      <w:r>
+        <w:t xml:space="preserve">    age: 26,</w:t>
+      </w:r>
+    </w:p>
+    <w:p>
+      <w:r>
+        <w:t xml:space="preserve">    salary: 40000,</w:t>
+      </w:r>
+    </w:p>
+    <w:p>
+      <w:r>
+        <w:t xml:space="preserve">    </w:t>
+      </w:r>
+      <w:proofErr w:type="spellStart"/>
+      <w:r>
+        <w:t>deptId</w:t>
+      </w:r>
+      <w:proofErr w:type="spellEnd"/>
+      <w:r>
+        <w:t>: 103,</w:t>
+      </w:r>
+    </w:p>
+    <w:p>
+      <w:r>
+        <w:t xml:space="preserve">    city: "Pune"</w:t>
+      </w:r>
+    </w:p>
+    <w:p>
+      <w:r>
+        <w:t xml:space="preserve">  },</w:t>
+      </w:r>
+    </w:p>
+    <w:p>
+      <w:r>
+        <w:t xml:space="preserve">  {</w:t>
+      </w:r>
+    </w:p>
+    <w:p>
+      <w:r>
+        <w:t xml:space="preserve">    _id: 4,</w:t>
+      </w:r>
+    </w:p>
+    <w:p>
+      <w:r>
+        <w:t xml:space="preserve">    </w:t>
+      </w:r>
+      <w:proofErr w:type="spellStart"/>
+      <w:r>
+        <w:t>fname</w:t>
+      </w:r>
+      <w:proofErr w:type="spellEnd"/>
+      <w:r>
+        <w:t>: "Sneha",</w:t>
+      </w:r>
+    </w:p>
+    <w:p>
+      <w:r>
+        <w:t xml:space="preserve">    </w:t>
+      </w:r>
+      <w:proofErr w:type="spellStart"/>
+      <w:r>
+        <w:t>lname</w:t>
+      </w:r>
+      <w:proofErr w:type="spellEnd"/>
+      <w:r>
+        <w:t>: "Reddy",</w:t>
+      </w:r>
+    </w:p>
+    <w:p>
+      <w:r>
+        <w:t xml:space="preserve">    age: 30,</w:t>
+      </w:r>
+    </w:p>
+    <w:p>
+      <w:r>
+        <w:t xml:space="preserve">    salary: 60000,</w:t>
+      </w:r>
+    </w:p>
+    <w:p>
+      <w:r>
+        <w:t xml:space="preserve">    </w:t>
+      </w:r>
+      <w:proofErr w:type="spellStart"/>
+      <w:r>
+        <w:t>deptId</w:t>
+      </w:r>
+      <w:proofErr w:type="spellEnd"/>
+      <w:r>
+        <w:t>: 101,</w:t>
+      </w:r>
+    </w:p>
+    <w:p>
+      <w:r>
+        <w:t xml:space="preserve">    city: "Chennai"</w:t>
+      </w:r>
+    </w:p>
+    <w:p>
+      <w:r>
+        <w:t xml:space="preserve">  },</w:t>
+      </w:r>
+    </w:p>
+    <w:p>
+      <w:r>
+        <w:t xml:space="preserve">  {</w:t>
+      </w:r>
+    </w:p>
+    <w:p>
+      <w:r>
+        <w:t xml:space="preserve">    _id: 5,</w:t>
+      </w:r>
+    </w:p>
+    <w:p>
+      <w:r>
+        <w:t xml:space="preserve">    </w:t>
+      </w:r>
+      <w:proofErr w:type="spellStart"/>
+      <w:r>
+        <w:t>fname</w:t>
+      </w:r>
+      <w:proofErr w:type="spellEnd"/>
+      <w:r>
+        <w:t>: "Vikram",</w:t>
+      </w:r>
+    </w:p>
+    <w:p>
+      <w:r>
+        <w:lastRenderedPageBreak/>
+        <w:t xml:space="preserve">    </w:t>
+      </w:r>
+      <w:proofErr w:type="spellStart"/>
+      <w:r>
+        <w:t>lname</w:t>
+      </w:r>
+      <w:proofErr w:type="spellEnd"/>
+      <w:r>
+        <w:t>: "Singh",</w:t>
+      </w:r>
+    </w:p>
+    <w:p>
+      <w:r>
+        <w:t xml:space="preserve">    age: 35,</w:t>
+      </w:r>
+    </w:p>
+    <w:p>
+      <w:r>
+        <w:t xml:space="preserve">    salary: 70000,</w:t>
+      </w:r>
+    </w:p>
+    <w:p>
+      <w:r>
+        <w:t xml:space="preserve">    </w:t>
+      </w:r>
+      <w:proofErr w:type="spellStart"/>
+      <w:r>
+        <w:t>deptId</w:t>
+      </w:r>
+      <w:proofErr w:type="spellEnd"/>
+      <w:r>
+        <w:t>: 104,</w:t>
+      </w:r>
+    </w:p>
+    <w:p>
+      <w:r>
+        <w:t xml:space="preserve">    city: "Delhi"</w:t>
+      </w:r>
+    </w:p>
+    <w:p>
+      <w:r>
+        <w:t xml:space="preserve">  },</w:t>
+      </w:r>
+    </w:p>
+    <w:p>
+      <w:r>
+        <w:t xml:space="preserve">  {</w:t>
+      </w:r>
+    </w:p>
+    <w:p>
+      <w:r>
+        <w:t xml:space="preserve">    _id: 6,</w:t>
+      </w:r>
+    </w:p>
+    <w:p>
+      <w:r>
+        <w:t xml:space="preserve">    </w:t>
+      </w:r>
+      <w:proofErr w:type="spellStart"/>
+      <w:r>
+        <w:t>fname</w:t>
+      </w:r>
+      <w:proofErr w:type="spellEnd"/>
+      <w:r>
+        <w:t>: "Anjali",</w:t>
+      </w:r>
+    </w:p>
+    <w:p>
+      <w:r>
+        <w:t xml:space="preserve">    </w:t>
+      </w:r>
+      <w:proofErr w:type="spellStart"/>
+      <w:r>
+        <w:t>lname</w:t>
+      </w:r>
+      <w:proofErr w:type="spellEnd"/>
+      <w:r>
+        <w:t>: "Mehta",</w:t>
+      </w:r>
+    </w:p>
+    <w:p>
+      <w:r>
+        <w:t xml:space="preserve">    age: 27,</w:t>
+      </w:r>
+    </w:p>
+    <w:p>
+      <w:r>
+        <w:t xml:space="preserve">    salary: 48000,</w:t>
+      </w:r>
+    </w:p>
+    <w:p>
+      <w:r>
+        <w:t xml:space="preserve">    </w:t>
+      </w:r>
+      <w:proofErr w:type="spellStart"/>
+      <w:r>
+        <w:t>deptId</w:t>
+      </w:r>
+      <w:proofErr w:type="spellEnd"/>
+      <w:r>
+        <w:t>: 102,</w:t>
+      </w:r>
+    </w:p>
+    <w:p>
+      <w:r>
+        <w:t xml:space="preserve">    city: "Mumbai"</w:t>
+      </w:r>
+    </w:p>
+    <w:p>
+      <w:r>
+        <w:t xml:space="preserve">  },</w:t>
+      </w:r>
+    </w:p>
+    <w:p>
+      <w:r>
+        <w:t xml:space="preserve">  {</w:t>
+      </w:r>
+    </w:p>
+    <w:p>
+      <w:r>
+        <w:t xml:space="preserve">    _id: 7,</w:t>
+      </w:r>
+    </w:p>
+    <w:p>
+      <w:r>
+        <w:t xml:space="preserve">    </w:t>
+      </w:r>
+      <w:proofErr w:type="spellStart"/>
+      <w:r>
+        <w:t>fname</w:t>
+      </w:r>
+      <w:proofErr w:type="spellEnd"/>
+      <w:r>
+        <w:t>: "Karan",</w:t>
+      </w:r>
+    </w:p>
+    <w:p>
+      <w:r>
+        <w:t xml:space="preserve">    </w:t>
+      </w:r>
+      <w:proofErr w:type="spellStart"/>
+      <w:r>
+        <w:t>lname</w:t>
+      </w:r>
+      <w:proofErr w:type="spellEnd"/>
+      <w:r>
+        <w:t>: "Gupta",</w:t>
+      </w:r>
+    </w:p>
+    <w:p>
+      <w:r>
+        <w:t xml:space="preserve">    age: 29,</w:t>
+      </w:r>
+    </w:p>
+    <w:p>
+      <w:r>
+        <w:t xml:space="preserve">    salary: 52000,</w:t>
+      </w:r>
+    </w:p>
+    <w:p>
+      <w:r>
+        <w:t xml:space="preserve">    </w:t>
+      </w:r>
+      <w:proofErr w:type="spellStart"/>
+      <w:r>
+        <w:t>deptId</w:t>
+      </w:r>
+      <w:proofErr w:type="spellEnd"/>
+      <w:r>
+        <w:t>: 103,</w:t>
+      </w:r>
+    </w:p>
+    <w:p>
+      <w:r>
+        <w:t xml:space="preserve">    city: "Noida"</w:t>
+      </w:r>
+    </w:p>
+    <w:p>
+      <w:r>
+        <w:t xml:space="preserve">  },</w:t>
+      </w:r>
+    </w:p>
+    <w:p>
+      <w:r>
+        <w:t xml:space="preserve">  {</w:t>
+      </w:r>
+    </w:p>
+    <w:p>
+      <w:r>
+        <w:t xml:space="preserve">    _id: 8,</w:t>
+      </w:r>
+    </w:p>
+    <w:p>
+      <w:r>
+        <w:t xml:space="preserve">    </w:t>
+      </w:r>
+      <w:proofErr w:type="spellStart"/>
+      <w:r>
+        <w:t>fname</w:t>
+      </w:r>
+      <w:proofErr w:type="spellEnd"/>
+      <w:r>
+        <w:t>: "Pooja",</w:t>
+      </w:r>
+    </w:p>
+    <w:p>
+      <w:r>
+        <w:t xml:space="preserve">    </w:t>
+      </w:r>
+      <w:proofErr w:type="spellStart"/>
+      <w:r>
+        <w:t>lname</w:t>
+      </w:r>
+      <w:proofErr w:type="spellEnd"/>
+      <w:r>
+        <w:t>: "Nair",</w:t>
+      </w:r>
+    </w:p>
+    <w:p>
+      <w:r>
+        <w:lastRenderedPageBreak/>
+        <w:t xml:space="preserve">    age: 31,</w:t>
+      </w:r>
+    </w:p>
+    <w:p>
+      <w:r>
+        <w:t xml:space="preserve">    salary: 58000,</w:t>
+      </w:r>
+    </w:p>
+    <w:p>
+      <w:r>
+        <w:t xml:space="preserve">    </w:t>
+      </w:r>
+      <w:proofErr w:type="spellStart"/>
+      <w:r>
+        <w:t>deptId</w:t>
+      </w:r>
+      <w:proofErr w:type="spellEnd"/>
+      <w:r>
+        <w:t>: 104,</w:t>
+      </w:r>
+    </w:p>
+    <w:p>
+      <w:r>
+        <w:t xml:space="preserve">    city: "Kochi"</w:t>
+      </w:r>
+    </w:p>
+    <w:p>
+      <w:r>
+        <w:t xml:space="preserve">  },</w:t>
+      </w:r>
+    </w:p>
+    <w:p>
+      <w:r>
+        <w:t xml:space="preserve">  {</w:t>
+      </w:r>
+    </w:p>
+    <w:p>
+      <w:r>
+        <w:t xml:space="preserve">    _id: 9,</w:t>
+      </w:r>
+    </w:p>
+    <w:p>
+      <w:r>
+        <w:t xml:space="preserve">    </w:t>
+      </w:r>
+      <w:proofErr w:type="spellStart"/>
+      <w:r>
+        <w:t>fname</w:t>
+      </w:r>
+      <w:proofErr w:type="spellEnd"/>
+      <w:r>
+        <w:t>: "Arjun",</w:t>
+      </w:r>
+    </w:p>
+    <w:p>
+      <w:r>
+        <w:t xml:space="preserve">    </w:t>
+      </w:r>
+      <w:proofErr w:type="spellStart"/>
+      <w:r>
+        <w:t>lname</w:t>
+      </w:r>
+      <w:proofErr w:type="spellEnd"/>
+      <w:r>
+        <w:t>: "Iyer",</w:t>
+      </w:r>
+    </w:p>
+    <w:p>
+      <w:r>
+        <w:t xml:space="preserve">    age: 33,</w:t>
+      </w:r>
+    </w:p>
+    <w:p>
+      <w:r>
+        <w:t xml:space="preserve">    salary: 65000,</w:t>
+      </w:r>
+    </w:p>
+    <w:p>
+      <w:r>
+        <w:t xml:space="preserve">    </w:t>
+      </w:r>
+      <w:proofErr w:type="spellStart"/>
+      <w:r>
+        <w:t>deptId</w:t>
+      </w:r>
+      <w:proofErr w:type="spellEnd"/>
+      <w:r>
+        <w:t>: 101,</w:t>
+      </w:r>
+    </w:p>
+    <w:p>
+      <w:r>
+        <w:t xml:space="preserve">    city: "Coimbatore"</w:t>
+      </w:r>
+    </w:p>
+    <w:p>
+      <w:r>
+        <w:t xml:space="preserve">  },</w:t>
+      </w:r>
+    </w:p>
+    <w:p>
+      <w:r>
+        <w:t xml:space="preserve">  {</w:t>
+      </w:r>
+    </w:p>
+    <w:p>
+      <w:r>
+        <w:t xml:space="preserve">    _id: 10,</w:t>
+      </w:r>
+    </w:p>
+    <w:p>
+      <w:r>
+        <w:t xml:space="preserve">    </w:t>
+      </w:r>
+      <w:proofErr w:type="spellStart"/>
+      <w:r>
+        <w:t>fname</w:t>
+      </w:r>
+      <w:proofErr w:type="spellEnd"/>
+      <w:r>
+        <w:t>: "Neha",</w:t>
+      </w:r>
+    </w:p>
+    <w:p>
+      <w:r>
+        <w:t xml:space="preserve">    </w:t>
+      </w:r>
+      <w:proofErr w:type="spellStart"/>
+      <w:r>
+        <w:t>lname</w:t>
+      </w:r>
+      <w:proofErr w:type="spellEnd"/>
+      <w:r>
+        <w:t>: "Khan",</w:t>
+      </w:r>
+    </w:p>
+    <w:p>
+      <w:r>
+        <w:t xml:space="preserve">    age: 25,</w:t>
+      </w:r>
+    </w:p>
+    <w:p>
+      <w:r>
+        <w:t xml:space="preserve">    salary: 42000,</w:t>
+      </w:r>
+    </w:p>
+    <w:p>
+      <w:r>
+        <w:t xml:space="preserve">    </w:t>
+      </w:r>
+      <w:proofErr w:type="spellStart"/>
+      <w:r>
+        <w:t>deptId</w:t>
+      </w:r>
+      <w:proofErr w:type="spellEnd"/>
+      <w:r>
+        <w:t>: 102,</w:t>
+      </w:r>
+    </w:p>
+    <w:p>
+      <w:r>
+        <w:t xml:space="preserve">    city: "Jaipur"</w:t>
+      </w:r>
+    </w:p>
+    <w:p>
+      <w:r>
+        <w:t xml:space="preserve">  }</w:t>
+      </w:r>
+    </w:p>
+    <w:p>
+      <w:r>
+        <w:t>]);</w:t>
+      </w:r>
+    </w:p>
     <w:p/>
     <w:p/>
     <w:p/>
+    <w:p/>
     <w:p>
       <w:pPr>
         <w:pStyle w:val="ListParagraph"/>
@@ -1117,10 +1896,445 @@
       </w:pPr>
     </w:p>
     <w:p>
-      <w:pPr>
-        <w:pStyle w:val="ListParagraph"/>
-      </w:pPr>
-    </w:p>
+      <w:r>
+        <w:t xml:space="preserve">Retrieve the document with filter like where clause. </w:t>
+      </w:r>
+    </w:p>
+    <w:p>
+      <w:r>
+        <w:t xml:space="preserve">Syntax </w:t>
+      </w:r>
+    </w:p>
+    <w:p>
+      <w:proofErr w:type="spellStart"/>
+      <w:proofErr w:type="gramStart"/>
+      <w:r>
+        <w:t>db.collectionName.find</w:t>
+      </w:r>
+      <w:proofErr w:type="spellEnd"/>
+      <w:proofErr w:type="gramEnd"/>
+      <w:r>
+        <w:t>({conditions});</w:t>
+      </w:r>
+    </w:p>
+    <w:p>
+      <w:r>
+        <w:t xml:space="preserve">retrieve </w:t>
+      </w:r>
+      <w:proofErr w:type="gramStart"/>
+      <w:r>
+        <w:t>particular document</w:t>
+      </w:r>
+      <w:proofErr w:type="gramEnd"/>
+      <w:r>
+        <w:t xml:space="preserve"> with equality conditions. </w:t>
+      </w:r>
+    </w:p>
+    <w:p>
+      <w:pPr>
+        <w:rPr>
+          <w:highlight w:val="yellow"/>
+        </w:rPr>
+      </w:pPr>
+      <w:proofErr w:type="spellStart"/>
+      <w:proofErr w:type="gramStart"/>
+      <w:r>
+        <w:rPr>
+          <w:highlight w:val="yellow"/>
+        </w:rPr>
+        <w:t>db.employees</w:t>
+      </w:r>
+      <w:proofErr w:type="gramEnd"/>
+      <w:r>
+        <w:rPr>
+          <w:highlight w:val="yellow"/>
+        </w:rPr>
+        <w:t>.find</w:t>
+      </w:r>
+      <w:proofErr w:type="spellEnd"/>
+      <w:r>
+        <w:rPr>
+          <w:highlight w:val="yellow"/>
+        </w:rPr>
+        <w:t>({_id:1});</w:t>
+      </w:r>
+    </w:p>
+    <w:p>
+      <w:pPr>
+        <w:rPr>
+          <w:highlight w:val="yellow"/>
+        </w:rPr>
+      </w:pPr>
+      <w:proofErr w:type="spellStart"/>
+      <w:proofErr w:type="gramStart"/>
+      <w:r>
+        <w:rPr>
+          <w:highlight w:val="yellow"/>
+        </w:rPr>
+        <w:t>db.employees</w:t>
+      </w:r>
+      <w:proofErr w:type="gramEnd"/>
+      <w:r>
+        <w:rPr>
+          <w:highlight w:val="yellow"/>
+        </w:rPr>
+        <w:t>.find</w:t>
+      </w:r>
+      <w:proofErr w:type="spellEnd"/>
+      <w:r>
+        <w:rPr>
+          <w:highlight w:val="yellow"/>
+        </w:rPr>
+        <w:t>({</w:t>
+      </w:r>
+      <w:proofErr w:type="spellStart"/>
+      <w:r>
+        <w:rPr>
+          <w:highlight w:val="yellow"/>
+        </w:rPr>
+        <w:t>city:"Bangalore</w:t>
+      </w:r>
+      <w:proofErr w:type="spellEnd"/>
+      <w:r>
+        <w:rPr>
+          <w:highlight w:val="yellow"/>
+        </w:rPr>
+        <w:t>"});</w:t>
+      </w:r>
+    </w:p>
+    <w:p>
+      <w:proofErr w:type="spellStart"/>
+      <w:proofErr w:type="gramStart"/>
+      <w:r>
+        <w:rPr>
+          <w:highlight w:val="yellow"/>
+        </w:rPr>
+        <w:t>db.employees</w:t>
+      </w:r>
+      <w:proofErr w:type="gramEnd"/>
+      <w:r>
+        <w:rPr>
+          <w:highlight w:val="yellow"/>
+        </w:rPr>
+        <w:t>.find</w:t>
+      </w:r>
+      <w:proofErr w:type="spellEnd"/>
+      <w:r>
+        <w:rPr>
+          <w:highlight w:val="yellow"/>
+        </w:rPr>
+        <w:t>({deptId:101});</w:t>
+      </w:r>
+    </w:p>
+    <w:p/>
+    <w:p/>
+    <w:p>
+      <w:r>
+        <w:t xml:space="preserve">mongo </w:t>
+      </w:r>
+      <w:proofErr w:type="spellStart"/>
+      <w:r>
+        <w:t>db</w:t>
+      </w:r>
+      <w:proofErr w:type="spellEnd"/>
+      <w:r>
+        <w:t xml:space="preserve"> provided lot of </w:t>
+      </w:r>
+      <w:proofErr w:type="spellStart"/>
+      <w:proofErr w:type="gramStart"/>
+      <w:r>
+        <w:t>pre defined</w:t>
+      </w:r>
+      <w:proofErr w:type="spellEnd"/>
+      <w:proofErr w:type="gramEnd"/>
+      <w:r>
+        <w:t xml:space="preserve"> operator which start with </w:t>
+      </w:r>
+      <w:r>
+        <w:rPr>
+          <w:highlight w:val="yellow"/>
+        </w:rPr>
+        <w:t>$</w:t>
+      </w:r>
+      <w:r>
+        <w:t xml:space="preserve"> followed by operator name. </w:t>
+      </w:r>
+    </w:p>
+    <w:p>
+      <w:r>
+        <w:t>$</w:t>
+      </w:r>
+      <w:proofErr w:type="spellStart"/>
+      <w:r>
+        <w:t>gt</w:t>
+      </w:r>
+      <w:proofErr w:type="spellEnd"/>
+    </w:p>
+    <w:p>
+      <w:r>
+        <w:t>$</w:t>
+      </w:r>
+      <w:proofErr w:type="spellStart"/>
+      <w:r>
+        <w:t>lt</w:t>
+      </w:r>
+      <w:proofErr w:type="spellEnd"/>
+    </w:p>
+    <w:p>
+      <w:pPr>
+        <w:rPr>
+          <w:highlight w:val="yellow"/>
+        </w:rPr>
+      </w:pPr>
+      <w:proofErr w:type="spellStart"/>
+      <w:proofErr w:type="gramStart"/>
+      <w:r>
+        <w:rPr>
+          <w:highlight w:val="yellow"/>
+        </w:rPr>
+        <w:t>db.employees</w:t>
+      </w:r>
+      <w:proofErr w:type="gramEnd"/>
+      <w:r>
+        <w:rPr>
+          <w:highlight w:val="yellow"/>
+        </w:rPr>
+        <w:t>.find</w:t>
+      </w:r>
+      <w:proofErr w:type="spellEnd"/>
+      <w:r>
+        <w:rPr>
+          <w:highlight w:val="yellow"/>
+        </w:rPr>
+        <w:t>({</w:t>
+      </w:r>
+      <w:proofErr w:type="gramStart"/>
+      <w:r>
+        <w:rPr>
+          <w:highlight w:val="yellow"/>
+        </w:rPr>
+        <w:t>salary:{</w:t>
+      </w:r>
+      <w:proofErr w:type="gramEnd"/>
+      <w:r>
+        <w:rPr>
+          <w:highlight w:val="yellow"/>
+        </w:rPr>
+        <w:t>$gt:70000}});</w:t>
+      </w:r>
+    </w:p>
+    <w:p>
+      <w:pPr>
+        <w:rPr>
+          <w:highlight w:val="yellow"/>
+        </w:rPr>
+      </w:pPr>
+      <w:proofErr w:type="spellStart"/>
+      <w:proofErr w:type="gramStart"/>
+      <w:r>
+        <w:rPr>
+          <w:highlight w:val="yellow"/>
+        </w:rPr>
+        <w:t>db.employees</w:t>
+      </w:r>
+      <w:proofErr w:type="gramEnd"/>
+      <w:r>
+        <w:rPr>
+          <w:highlight w:val="yellow"/>
+        </w:rPr>
+        <w:t>.find</w:t>
+      </w:r>
+      <w:proofErr w:type="spellEnd"/>
+      <w:r>
+        <w:rPr>
+          <w:highlight w:val="yellow"/>
+        </w:rPr>
+        <w:t>({</w:t>
+      </w:r>
+      <w:proofErr w:type="gramStart"/>
+      <w:r>
+        <w:rPr>
+          <w:highlight w:val="yellow"/>
+        </w:rPr>
+        <w:t>salary:{</w:t>
+      </w:r>
+      <w:proofErr w:type="gramEnd"/>
+      <w:r>
+        <w:rPr>
+          <w:highlight w:val="yellow"/>
+        </w:rPr>
+        <w:t>$lt:60000}});</w:t>
+      </w:r>
+    </w:p>
+    <w:p>
+      <w:pPr>
+        <w:rPr>
+          <w:highlight w:val="yellow"/>
+        </w:rPr>
+      </w:pPr>
+      <w:proofErr w:type="spellStart"/>
+      <w:proofErr w:type="gramStart"/>
+      <w:r>
+        <w:rPr>
+          <w:highlight w:val="yellow"/>
+        </w:rPr>
+        <w:t>db.employees</w:t>
+      </w:r>
+      <w:proofErr w:type="gramEnd"/>
+      <w:r>
+        <w:rPr>
+          <w:highlight w:val="yellow"/>
+        </w:rPr>
+        <w:t>.find</w:t>
+      </w:r>
+      <w:proofErr w:type="spellEnd"/>
+      <w:r>
+        <w:rPr>
+          <w:highlight w:val="yellow"/>
+        </w:rPr>
+        <w:t>({</w:t>
+      </w:r>
+      <w:proofErr w:type="gramStart"/>
+      <w:r>
+        <w:rPr>
+          <w:highlight w:val="yellow"/>
+        </w:rPr>
+        <w:t>salary:{</w:t>
+      </w:r>
+      <w:proofErr w:type="gramEnd"/>
+      <w:r>
+        <w:rPr>
+          <w:highlight w:val="yellow"/>
+        </w:rPr>
+        <w:t>$gte:60000}});</w:t>
+      </w:r>
+    </w:p>
+    <w:p>
+      <w:pPr>
+        <w:rPr>
+          <w:highlight w:val="yellow"/>
+        </w:rPr>
+      </w:pPr>
+      <w:proofErr w:type="spellStart"/>
+      <w:proofErr w:type="gramStart"/>
+      <w:r>
+        <w:rPr>
+          <w:highlight w:val="yellow"/>
+        </w:rPr>
+        <w:t>db.employees</w:t>
+      </w:r>
+      <w:proofErr w:type="gramEnd"/>
+      <w:r>
+        <w:rPr>
+          <w:highlight w:val="yellow"/>
+        </w:rPr>
+        <w:t>.find</w:t>
+      </w:r>
+      <w:proofErr w:type="spellEnd"/>
+      <w:r>
+        <w:rPr>
+          <w:highlight w:val="yellow"/>
+        </w:rPr>
+        <w:t>({</w:t>
+      </w:r>
+      <w:proofErr w:type="gramStart"/>
+      <w:r>
+        <w:rPr>
+          <w:highlight w:val="yellow"/>
+        </w:rPr>
+        <w:t>salary:{</w:t>
+      </w:r>
+      <w:proofErr w:type="gramEnd"/>
+      <w:r>
+        <w:rPr>
+          <w:highlight w:val="yellow"/>
+        </w:rPr>
+        <w:t>$lte:60000}});</w:t>
+      </w:r>
+    </w:p>
+    <w:p>
+      <w:pPr>
+        <w:rPr>
+          <w:highlight w:val="yellow"/>
+        </w:rPr>
+      </w:pPr>
+      <w:proofErr w:type="spellStart"/>
+      <w:proofErr w:type="gramStart"/>
+      <w:r>
+        <w:rPr>
+          <w:highlight w:val="yellow"/>
+        </w:rPr>
+        <w:t>db.employees</w:t>
+      </w:r>
+      <w:proofErr w:type="gramEnd"/>
+      <w:r>
+        <w:rPr>
+          <w:highlight w:val="yellow"/>
+        </w:rPr>
+        <w:t>.find</w:t>
+      </w:r>
+      <w:proofErr w:type="spellEnd"/>
+      <w:r>
+        <w:rPr>
+          <w:highlight w:val="yellow"/>
+        </w:rPr>
+        <w:t>({</w:t>
+      </w:r>
+      <w:proofErr w:type="gramStart"/>
+      <w:r>
+        <w:rPr>
+          <w:highlight w:val="yellow"/>
+        </w:rPr>
+        <w:t>salary:{</w:t>
+      </w:r>
+      <w:proofErr w:type="gramEnd"/>
+      <w:r>
+        <w:rPr>
+          <w:highlight w:val="yellow"/>
+        </w:rPr>
+        <w:t>$eq:60000}});</w:t>
+      </w:r>
+    </w:p>
+    <w:p>
+      <w:proofErr w:type="spellStart"/>
+      <w:proofErr w:type="gramStart"/>
+      <w:r>
+        <w:rPr>
+          <w:highlight w:val="yellow"/>
+        </w:rPr>
+        <w:t>db.employees</w:t>
+      </w:r>
+      <w:proofErr w:type="gramEnd"/>
+      <w:r>
+        <w:rPr>
+          <w:highlight w:val="yellow"/>
+        </w:rPr>
+        <w:t>.find</w:t>
+      </w:r>
+      <w:proofErr w:type="spellEnd"/>
+      <w:r>
+        <w:rPr>
+          <w:highlight w:val="yellow"/>
+        </w:rPr>
+        <w:t>({</w:t>
+      </w:r>
+      <w:proofErr w:type="gramStart"/>
+      <w:r>
+        <w:rPr>
+          <w:highlight w:val="yellow"/>
+        </w:rPr>
+        <w:t>salary:{</w:t>
+      </w:r>
+      <w:proofErr w:type="gramEnd"/>
+      <w:r>
+        <w:rPr>
+          <w:highlight w:val="yellow"/>
+        </w:rPr>
+        <w:t>$ne:60000}});</w:t>
+      </w:r>
+    </w:p>
+    <w:p/>
+    <w:p/>
     <w:p/>
     <w:p/>
     <w:p/>

--- a/FSD - Designing and Managing Databases with MongoDB/FSD MERN - Designing and Managing Databases with MongoDB - Day 6 - 26-04-2026.docx
+++ b/FSD - Designing and Managing Databases with MongoDB/FSD MERN - Designing and Managing Databases with MongoDB - Day 6 - 26-04-2026.docx
@@ -2333,6 +2333,461 @@
         <w:t>$ne:60000}});</w:t>
       </w:r>
     </w:p>
+    <w:p/>
+    <w:p>
+      <w:r>
+        <w:t>logical operator $</w:t>
+      </w:r>
+      <w:proofErr w:type="gramStart"/>
+      <w:r>
+        <w:t>and ,</w:t>
+      </w:r>
+      <w:proofErr w:type="gramEnd"/>
+      <w:r>
+        <w:t xml:space="preserve"> $or </w:t>
+      </w:r>
+    </w:p>
+    <w:p>
+      <w:pPr>
+        <w:rPr>
+          <w:highlight w:val="yellow"/>
+        </w:rPr>
+      </w:pPr>
+      <w:proofErr w:type="spellStart"/>
+      <w:proofErr w:type="gramStart"/>
+      <w:r>
+        <w:rPr>
+          <w:highlight w:val="yellow"/>
+        </w:rPr>
+        <w:t>db.employees</w:t>
+      </w:r>
+      <w:proofErr w:type="gramEnd"/>
+      <w:r>
+        <w:rPr>
+          <w:highlight w:val="yellow"/>
+        </w:rPr>
+        <w:t>.find</w:t>
+      </w:r>
+      <w:proofErr w:type="spellEnd"/>
+      <w:r>
+        <w:rPr>
+          <w:highlight w:val="yellow"/>
+        </w:rPr>
+        <w:t>({$</w:t>
+      </w:r>
+      <w:proofErr w:type="gramStart"/>
+      <w:r>
+        <w:rPr>
+          <w:highlight w:val="yellow"/>
+        </w:rPr>
+        <w:t>and:[</w:t>
+      </w:r>
+      <w:proofErr w:type="gramEnd"/>
+      <w:r>
+        <w:rPr>
+          <w:highlight w:val="yellow"/>
+        </w:rPr>
+        <w:t>{age:31</w:t>
+      </w:r>
+      <w:proofErr w:type="gramStart"/>
+      <w:r>
+        <w:rPr>
+          <w:highlight w:val="yellow"/>
+        </w:rPr>
+        <w:t>},{</w:t>
+      </w:r>
+      <w:proofErr w:type="gramEnd"/>
+      <w:r>
+        <w:rPr>
+          <w:highlight w:val="yellow"/>
+        </w:rPr>
+        <w:t>deptId:104}]});</w:t>
+      </w:r>
+    </w:p>
+    <w:p>
+      <w:proofErr w:type="spellStart"/>
+      <w:proofErr w:type="gramStart"/>
+      <w:r>
+        <w:rPr>
+          <w:highlight w:val="yellow"/>
+        </w:rPr>
+        <w:t>db.employees</w:t>
+      </w:r>
+      <w:proofErr w:type="gramEnd"/>
+      <w:r>
+        <w:rPr>
+          <w:highlight w:val="yellow"/>
+        </w:rPr>
+        <w:t>.find</w:t>
+      </w:r>
+      <w:proofErr w:type="spellEnd"/>
+      <w:r>
+        <w:rPr>
+          <w:highlight w:val="yellow"/>
+        </w:rPr>
+        <w:t>({$</w:t>
+      </w:r>
+      <w:proofErr w:type="gramStart"/>
+      <w:r>
+        <w:rPr>
+          <w:highlight w:val="yellow"/>
+        </w:rPr>
+        <w:t>or:[</w:t>
+      </w:r>
+      <w:proofErr w:type="gramEnd"/>
+      <w:r>
+        <w:rPr>
+          <w:highlight w:val="yellow"/>
+        </w:rPr>
+        <w:t>{age:31</w:t>
+      </w:r>
+      <w:proofErr w:type="gramStart"/>
+      <w:r>
+        <w:rPr>
+          <w:highlight w:val="yellow"/>
+        </w:rPr>
+        <w:t>},{</w:t>
+      </w:r>
+      <w:proofErr w:type="gramEnd"/>
+      <w:r>
+        <w:rPr>
+          <w:highlight w:val="yellow"/>
+        </w:rPr>
+        <w:t>deptId:104}]});</w:t>
+      </w:r>
+    </w:p>
+    <w:p/>
+    <w:p>
+      <w:r>
+        <w:t>Retrieve specific fields from a document.</w:t>
+      </w:r>
+    </w:p>
+    <w:p>
+      <w:proofErr w:type="spellStart"/>
+      <w:proofErr w:type="gramStart"/>
+      <w:r>
+        <w:t>Db.collectionName.find</w:t>
+      </w:r>
+      <w:proofErr w:type="spellEnd"/>
+      <w:proofErr w:type="gramEnd"/>
+      <w:r>
+        <w:t>({conditions</w:t>
+      </w:r>
+      <w:proofErr w:type="gramStart"/>
+      <w:r>
+        <w:t>},{</w:t>
+      </w:r>
+      <w:proofErr w:type="gramEnd"/>
+      <w:r>
+        <w:t>projection/</w:t>
+      </w:r>
+      <w:proofErr w:type="spellStart"/>
+      <w:r>
+        <w:t>specificField</w:t>
+      </w:r>
+      <w:proofErr w:type="spellEnd"/>
+      <w:r>
+        <w:t xml:space="preserve">}) </w:t>
+      </w:r>
+    </w:p>
+    <w:p/>
+    <w:p>
+      <w:proofErr w:type="spellStart"/>
+      <w:proofErr w:type="gramStart"/>
+      <w:r>
+        <w:rPr>
+          <w:highlight w:val="yellow"/>
+        </w:rPr>
+        <w:lastRenderedPageBreak/>
+        <w:t>db.employees</w:t>
+      </w:r>
+      <w:proofErr w:type="gramEnd"/>
+      <w:r>
+        <w:rPr>
+          <w:highlight w:val="yellow"/>
+        </w:rPr>
+        <w:t>.find</w:t>
+      </w:r>
+      <w:proofErr w:type="spellEnd"/>
+      <w:r>
+        <w:rPr>
+          <w:highlight w:val="yellow"/>
+        </w:rPr>
+        <w:t>({</w:t>
+      </w:r>
+      <w:proofErr w:type="gramStart"/>
+      <w:r>
+        <w:rPr>
+          <w:highlight w:val="yellow"/>
+        </w:rPr>
+        <w:t>},{</w:t>
+      </w:r>
+      <w:proofErr w:type="gramEnd"/>
+      <w:r>
+        <w:rPr>
+          <w:highlight w:val="yellow"/>
+        </w:rPr>
+        <w:t>fname:</w:t>
+      </w:r>
+      <w:r>
+        <w:rPr>
+          <w:highlight w:val="yellow"/>
+        </w:rPr>
+        <w:t>1</w:t>
+      </w:r>
+      <w:r>
+        <w:rPr>
+          <w:highlight w:val="yellow"/>
+        </w:rPr>
+        <w:t>})</w:t>
+      </w:r>
+      <w:r>
+        <w:tab/>
+        <w:t>any +</w:t>
+      </w:r>
+      <w:proofErr w:type="spellStart"/>
+      <w:r>
+        <w:t>ve</w:t>
+      </w:r>
+      <w:proofErr w:type="spellEnd"/>
+      <w:r>
+        <w:t xml:space="preserve"> or -</w:t>
+      </w:r>
+      <w:proofErr w:type="spellStart"/>
+      <w:r>
+        <w:t>ve</w:t>
+      </w:r>
+      <w:proofErr w:type="spellEnd"/>
+      <w:r>
+        <w:t xml:space="preserve"> number here I use 1(+</w:t>
+      </w:r>
+      <w:proofErr w:type="spellStart"/>
+      <w:r>
+        <w:t>ve</w:t>
+      </w:r>
+      <w:proofErr w:type="spellEnd"/>
+      <w:r>
+        <w:t xml:space="preserve"> or -</w:t>
+      </w:r>
+      <w:proofErr w:type="spellStart"/>
+      <w:r>
+        <w:t>ve</w:t>
+      </w:r>
+      <w:proofErr w:type="spellEnd"/>
+      <w:r>
+        <w:t xml:space="preserve"> true consider and 0 false consider)</w:t>
+      </w:r>
+    </w:p>
+    <w:p/>
+    <w:p>
+      <w:proofErr w:type="spellStart"/>
+      <w:proofErr w:type="gramStart"/>
+      <w:r>
+        <w:rPr>
+          <w:highlight w:val="yellow"/>
+        </w:rPr>
+        <w:t>db.employees</w:t>
+      </w:r>
+      <w:proofErr w:type="gramEnd"/>
+      <w:r>
+        <w:rPr>
+          <w:highlight w:val="yellow"/>
+        </w:rPr>
+        <w:t>.find</w:t>
+      </w:r>
+      <w:proofErr w:type="spellEnd"/>
+      <w:r>
+        <w:rPr>
+          <w:highlight w:val="yellow"/>
+        </w:rPr>
+        <w:t>({</w:t>
+      </w:r>
+      <w:proofErr w:type="gramStart"/>
+      <w:r>
+        <w:rPr>
+          <w:highlight w:val="yellow"/>
+        </w:rPr>
+        <w:t>},{</w:t>
+      </w:r>
+      <w:proofErr w:type="gramEnd"/>
+      <w:r>
+        <w:rPr>
+          <w:highlight w:val="yellow"/>
+        </w:rPr>
+        <w:t>fname:</w:t>
+      </w:r>
+      <w:proofErr w:type="gramStart"/>
+      <w:r>
+        <w:rPr>
+          <w:highlight w:val="yellow"/>
+        </w:rPr>
+        <w:t>1,age</w:t>
+      </w:r>
+      <w:proofErr w:type="gramEnd"/>
+      <w:r>
+        <w:rPr>
+          <w:highlight w:val="yellow"/>
+        </w:rPr>
+        <w:t>:1})</w:t>
+      </w:r>
+    </w:p>
+    <w:p>
+      <w:proofErr w:type="spellStart"/>
+      <w:proofErr w:type="gramStart"/>
+      <w:r>
+        <w:rPr>
+          <w:highlight w:val="yellow"/>
+        </w:rPr>
+        <w:t>db.employees</w:t>
+      </w:r>
+      <w:proofErr w:type="gramEnd"/>
+      <w:r>
+        <w:rPr>
+          <w:highlight w:val="yellow"/>
+        </w:rPr>
+        <w:t>.find</w:t>
+      </w:r>
+      <w:proofErr w:type="spellEnd"/>
+      <w:r>
+        <w:rPr>
+          <w:highlight w:val="yellow"/>
+        </w:rPr>
+        <w:t>({</w:t>
+      </w:r>
+      <w:proofErr w:type="gramStart"/>
+      <w:r>
+        <w:rPr>
+          <w:highlight w:val="yellow"/>
+        </w:rPr>
+        <w:t>},{</w:t>
+      </w:r>
+      <w:proofErr w:type="gramEnd"/>
+      <w:r>
+        <w:rPr>
+          <w:highlight w:val="yellow"/>
+        </w:rPr>
+        <w:t>fname:</w:t>
+      </w:r>
+      <w:proofErr w:type="gramStart"/>
+      <w:r>
+        <w:rPr>
+          <w:highlight w:val="yellow"/>
+        </w:rPr>
+        <w:t>1,age</w:t>
+      </w:r>
+      <w:proofErr w:type="gramEnd"/>
+      <w:r>
+        <w:rPr>
+          <w:highlight w:val="yellow"/>
+        </w:rPr>
+        <w:t>:</w:t>
+      </w:r>
+      <w:proofErr w:type="gramStart"/>
+      <w:r>
+        <w:rPr>
+          <w:highlight w:val="yellow"/>
+        </w:rPr>
+        <w:t>1,_</w:t>
+      </w:r>
+      <w:proofErr w:type="gramEnd"/>
+      <w:r>
+        <w:rPr>
+          <w:highlight w:val="yellow"/>
+        </w:rPr>
+        <w:t>id:0})</w:t>
+      </w:r>
+    </w:p>
+    <w:p/>
+    <w:p>
+      <w:r>
+        <w:t xml:space="preserve">condition or filter with specific field / projection </w:t>
+      </w:r>
+    </w:p>
+    <w:p>
+      <w:proofErr w:type="spellStart"/>
+      <w:proofErr w:type="gramStart"/>
+      <w:r>
+        <w:rPr>
+          <w:highlight w:val="yellow"/>
+        </w:rPr>
+        <w:t>db.employees</w:t>
+      </w:r>
+      <w:proofErr w:type="gramEnd"/>
+      <w:r>
+        <w:rPr>
+          <w:highlight w:val="yellow"/>
+        </w:rPr>
+        <w:t>.find</w:t>
+      </w:r>
+      <w:proofErr w:type="spellEnd"/>
+      <w:r>
+        <w:rPr>
+          <w:highlight w:val="yellow"/>
+        </w:rPr>
+        <w:t>({</w:t>
+      </w:r>
+      <w:proofErr w:type="gramStart"/>
+      <w:r>
+        <w:rPr>
+          <w:highlight w:val="yellow"/>
+        </w:rPr>
+        <w:t>age:{</w:t>
+      </w:r>
+      <w:proofErr w:type="gramEnd"/>
+      <w:r>
+        <w:rPr>
+          <w:highlight w:val="yellow"/>
+        </w:rPr>
+        <w:t>$gt:30}</w:t>
+      </w:r>
+      <w:proofErr w:type="gramStart"/>
+      <w:r>
+        <w:rPr>
+          <w:highlight w:val="yellow"/>
+        </w:rPr>
+        <w:t>},{</w:t>
+      </w:r>
+      <w:proofErr w:type="gramEnd"/>
+      <w:r>
+        <w:rPr>
+          <w:highlight w:val="yellow"/>
+        </w:rPr>
+        <w:t>fname:</w:t>
+      </w:r>
+      <w:proofErr w:type="gramStart"/>
+      <w:r>
+        <w:rPr>
+          <w:highlight w:val="yellow"/>
+        </w:rPr>
+        <w:t>1,age</w:t>
+      </w:r>
+      <w:proofErr w:type="gramEnd"/>
+      <w:r>
+        <w:rPr>
+          <w:highlight w:val="yellow"/>
+        </w:rPr>
+        <w:t>:</w:t>
+      </w:r>
+      <w:proofErr w:type="gramStart"/>
+      <w:r>
+        <w:rPr>
+          <w:highlight w:val="yellow"/>
+        </w:rPr>
+        <w:t>1,_</w:t>
+      </w:r>
+      <w:proofErr w:type="gramEnd"/>
+      <w:r>
+        <w:rPr>
+          <w:highlight w:val="yellow"/>
+        </w:rPr>
+        <w:t>id:0})</w:t>
+      </w:r>
+    </w:p>
+    <w:p/>
+    <w:p/>
+    <w:p/>
+    <w:p/>
+    <w:p/>
     <w:p/>
     <w:p/>
     <w:p/>

--- a/FSD - Designing and Managing Databases with MongoDB/FSD MERN - Designing and Managing Databases with MongoDB - Day 6 - 26-04-2026.docx
+++ b/FSD - Designing and Managing Databases with MongoDB/FSD MERN - Designing and Managing Databases with MongoDB - Day 6 - 26-04-2026.docx
@@ -2783,6 +2783,834 @@
         <w:t>id:0})</w:t>
       </w:r>
     </w:p>
+    <w:p/>
+    <w:p>
+      <w:r>
+        <w:t xml:space="preserve">sort specific fields in ascending or descending order. </w:t>
+      </w:r>
+    </w:p>
+    <w:p>
+      <w:proofErr w:type="spellStart"/>
+      <w:proofErr w:type="gramStart"/>
+      <w:r>
+        <w:t>d</w:t>
+      </w:r>
+      <w:r>
+        <w:t>b.collectionName.find</w:t>
+      </w:r>
+      <w:proofErr w:type="spellEnd"/>
+      <w:proofErr w:type="gramEnd"/>
+      <w:r>
+        <w:t>(</w:t>
+      </w:r>
+      <w:proofErr w:type="gramStart"/>
+      <w:r>
+        <w:t>).sort</w:t>
+      </w:r>
+      <w:proofErr w:type="gramEnd"/>
+      <w:r>
+        <w:t>({fieldname:1})</w:t>
+      </w:r>
+      <w:r>
+        <w:tab/>
+        <w:t>ascending order</w:t>
+      </w:r>
+    </w:p>
+    <w:p>
+      <w:proofErr w:type="spellStart"/>
+      <w:proofErr w:type="gramStart"/>
+      <w:r>
+        <w:t>d</w:t>
+      </w:r>
+      <w:r>
+        <w:t>b.collectionName.find</w:t>
+      </w:r>
+      <w:proofErr w:type="spellEnd"/>
+      <w:proofErr w:type="gramEnd"/>
+      <w:r>
+        <w:t>(</w:t>
+      </w:r>
+      <w:proofErr w:type="gramStart"/>
+      <w:r>
+        <w:t>).sort</w:t>
+      </w:r>
+      <w:proofErr w:type="gramEnd"/>
+      <w:r>
+        <w:t>({</w:t>
+      </w:r>
+      <w:proofErr w:type="gramStart"/>
+      <w:r>
+        <w:t>fieldname:</w:t>
+      </w:r>
+      <w:r>
+        <w:t>-</w:t>
+      </w:r>
+      <w:proofErr w:type="gramEnd"/>
+      <w:r>
+        <w:t>1</w:t>
+      </w:r>
+      <w:r>
+        <w:t>})</w:t>
+      </w:r>
+      <w:r>
+        <w:tab/>
+      </w:r>
+      <w:r>
+        <w:t>descending</w:t>
+      </w:r>
+      <w:r>
+        <w:t xml:space="preserve"> order</w:t>
+      </w:r>
+    </w:p>
+    <w:p/>
+    <w:p>
+      <w:pPr>
+        <w:rPr>
+          <w:highlight w:val="yellow"/>
+        </w:rPr>
+      </w:pPr>
+      <w:proofErr w:type="spellStart"/>
+      <w:proofErr w:type="gramStart"/>
+      <w:r>
+        <w:rPr>
+          <w:highlight w:val="yellow"/>
+        </w:rPr>
+        <w:t>db.employees</w:t>
+      </w:r>
+      <w:proofErr w:type="gramEnd"/>
+      <w:r>
+        <w:rPr>
+          <w:highlight w:val="yellow"/>
+        </w:rPr>
+        <w:t>.find</w:t>
+      </w:r>
+      <w:proofErr w:type="spellEnd"/>
+      <w:r>
+        <w:rPr>
+          <w:highlight w:val="yellow"/>
+        </w:rPr>
+        <w:t>(</w:t>
+      </w:r>
+      <w:proofErr w:type="gramStart"/>
+      <w:r>
+        <w:rPr>
+          <w:highlight w:val="yellow"/>
+        </w:rPr>
+        <w:t>).sort</w:t>
+      </w:r>
+      <w:proofErr w:type="gramEnd"/>
+      <w:r>
+        <w:rPr>
+          <w:highlight w:val="yellow"/>
+        </w:rPr>
+        <w:t>({age:1});</w:t>
+      </w:r>
+    </w:p>
+    <w:p>
+      <w:proofErr w:type="spellStart"/>
+      <w:proofErr w:type="gramStart"/>
+      <w:r>
+        <w:rPr>
+          <w:highlight w:val="yellow"/>
+        </w:rPr>
+        <w:t>db.employees</w:t>
+      </w:r>
+      <w:proofErr w:type="gramEnd"/>
+      <w:r>
+        <w:rPr>
+          <w:highlight w:val="yellow"/>
+        </w:rPr>
+        <w:t>.find</w:t>
+      </w:r>
+      <w:proofErr w:type="spellEnd"/>
+      <w:r>
+        <w:rPr>
+          <w:highlight w:val="yellow"/>
+        </w:rPr>
+        <w:t>(</w:t>
+      </w:r>
+      <w:proofErr w:type="gramStart"/>
+      <w:r>
+        <w:rPr>
+          <w:highlight w:val="yellow"/>
+        </w:rPr>
+        <w:t>).sort</w:t>
+      </w:r>
+      <w:proofErr w:type="gramEnd"/>
+      <w:r>
+        <w:rPr>
+          <w:highlight w:val="yellow"/>
+        </w:rPr>
+        <w:t>({</w:t>
+      </w:r>
+      <w:proofErr w:type="gramStart"/>
+      <w:r>
+        <w:rPr>
+          <w:highlight w:val="yellow"/>
+        </w:rPr>
+        <w:t>age:-</w:t>
+      </w:r>
+      <w:proofErr w:type="gramEnd"/>
+      <w:r>
+        <w:rPr>
+          <w:highlight w:val="yellow"/>
+        </w:rPr>
+        <w:t>1});</w:t>
+      </w:r>
+    </w:p>
+    <w:p>
+      <w:pPr>
+        <w:rPr>
+          <w:highlight w:val="yellow"/>
+        </w:rPr>
+      </w:pPr>
+      <w:proofErr w:type="spellStart"/>
+      <w:proofErr w:type="gramStart"/>
+      <w:r>
+        <w:rPr>
+          <w:highlight w:val="yellow"/>
+        </w:rPr>
+        <w:t>db.employees</w:t>
+      </w:r>
+      <w:proofErr w:type="gramEnd"/>
+      <w:r>
+        <w:rPr>
+          <w:highlight w:val="yellow"/>
+        </w:rPr>
+        <w:t>.find</w:t>
+      </w:r>
+      <w:proofErr w:type="spellEnd"/>
+      <w:r>
+        <w:rPr>
+          <w:highlight w:val="yellow"/>
+        </w:rPr>
+        <w:t>(</w:t>
+      </w:r>
+      <w:proofErr w:type="gramStart"/>
+      <w:r>
+        <w:rPr>
+          <w:highlight w:val="yellow"/>
+        </w:rPr>
+        <w:t>).sort</w:t>
+      </w:r>
+      <w:proofErr w:type="gramEnd"/>
+      <w:r>
+        <w:rPr>
+          <w:highlight w:val="yellow"/>
+        </w:rPr>
+        <w:t>({city:1});</w:t>
+      </w:r>
+    </w:p>
+    <w:p>
+      <w:proofErr w:type="spellStart"/>
+      <w:proofErr w:type="gramStart"/>
+      <w:r>
+        <w:rPr>
+          <w:highlight w:val="yellow"/>
+        </w:rPr>
+        <w:t>db.employees</w:t>
+      </w:r>
+      <w:proofErr w:type="gramEnd"/>
+      <w:r>
+        <w:rPr>
+          <w:highlight w:val="yellow"/>
+        </w:rPr>
+        <w:t>.find</w:t>
+      </w:r>
+      <w:proofErr w:type="spellEnd"/>
+      <w:r>
+        <w:rPr>
+          <w:highlight w:val="yellow"/>
+        </w:rPr>
+        <w:t>(</w:t>
+      </w:r>
+      <w:proofErr w:type="gramStart"/>
+      <w:r>
+        <w:rPr>
+          <w:highlight w:val="yellow"/>
+        </w:rPr>
+        <w:t>).sort</w:t>
+      </w:r>
+      <w:proofErr w:type="gramEnd"/>
+      <w:r>
+        <w:rPr>
+          <w:highlight w:val="yellow"/>
+        </w:rPr>
+        <w:t>({</w:t>
+      </w:r>
+      <w:proofErr w:type="gramStart"/>
+      <w:r>
+        <w:rPr>
+          <w:highlight w:val="yellow"/>
+        </w:rPr>
+        <w:t>city:</w:t>
+      </w:r>
+      <w:r>
+        <w:rPr>
+          <w:highlight w:val="yellow"/>
+        </w:rPr>
+        <w:t>-</w:t>
+      </w:r>
+      <w:proofErr w:type="gramEnd"/>
+      <w:r>
+        <w:rPr>
+          <w:highlight w:val="yellow"/>
+        </w:rPr>
+        <w:t>1});</w:t>
+      </w:r>
+    </w:p>
+    <w:p/>
+    <w:p>
+      <w:pPr>
+        <w:rPr>
+          <w:b/>
+          <w:bCs/>
+        </w:rPr>
+      </w:pPr>
+      <w:proofErr w:type="gramStart"/>
+      <w:r>
+        <w:rPr>
+          <w:b/>
+          <w:bCs/>
+        </w:rPr>
+        <w:t>limit(</w:t>
+      </w:r>
+      <w:proofErr w:type="gramEnd"/>
+      <w:r>
+        <w:rPr>
+          <w:b/>
+          <w:bCs/>
+        </w:rPr>
+        <w:t xml:space="preserve">) and </w:t>
+      </w:r>
+      <w:proofErr w:type="gramStart"/>
+      <w:r>
+        <w:rPr>
+          <w:b/>
+          <w:bCs/>
+        </w:rPr>
+        <w:t>skip(</w:t>
+      </w:r>
+      <w:proofErr w:type="gramEnd"/>
+      <w:r>
+        <w:rPr>
+          <w:b/>
+          <w:bCs/>
+        </w:rPr>
+        <w:t>)</w:t>
+      </w:r>
+    </w:p>
+    <w:p>
+      <w:proofErr w:type="gramStart"/>
+      <w:r>
+        <w:t>limit(</w:t>
+      </w:r>
+      <w:proofErr w:type="gramEnd"/>
+      <w:r>
+        <w:t xml:space="preserve">) which help to display </w:t>
+      </w:r>
+      <w:proofErr w:type="gramStart"/>
+      <w:r>
+        <w:t>top most</w:t>
+      </w:r>
+      <w:proofErr w:type="gramEnd"/>
+      <w:r>
+        <w:t xml:space="preserve"> documents. </w:t>
+      </w:r>
+    </w:p>
+    <w:p>
+      <w:proofErr w:type="gramStart"/>
+      <w:r>
+        <w:t>Skip(</w:t>
+      </w:r>
+      <w:proofErr w:type="gramEnd"/>
+      <w:r>
+        <w:t xml:space="preserve">) it is </w:t>
+      </w:r>
+      <w:proofErr w:type="gramStart"/>
+      <w:r>
+        <w:t>use</w:t>
+      </w:r>
+      <w:proofErr w:type="gramEnd"/>
+      <w:r>
+        <w:t xml:space="preserve"> to skip the number of documents from a </w:t>
+      </w:r>
+      <w:proofErr w:type="gramStart"/>
+      <w:r>
+        <w:t>collections</w:t>
+      </w:r>
+      <w:proofErr w:type="gramEnd"/>
+      <w:r>
+        <w:t xml:space="preserve">. </w:t>
+      </w:r>
+    </w:p>
+    <w:p>
+      <w:pPr>
+        <w:rPr>
+          <w:highlight w:val="yellow"/>
+        </w:rPr>
+      </w:pPr>
+      <w:proofErr w:type="spellStart"/>
+      <w:proofErr w:type="gramStart"/>
+      <w:r>
+        <w:rPr>
+          <w:highlight w:val="yellow"/>
+        </w:rPr>
+        <w:t>db.employees</w:t>
+      </w:r>
+      <w:proofErr w:type="gramEnd"/>
+      <w:r>
+        <w:rPr>
+          <w:highlight w:val="yellow"/>
+        </w:rPr>
+        <w:t>.find</w:t>
+      </w:r>
+      <w:proofErr w:type="spellEnd"/>
+      <w:r>
+        <w:rPr>
+          <w:highlight w:val="yellow"/>
+        </w:rPr>
+        <w:t>(</w:t>
+      </w:r>
+      <w:proofErr w:type="gramStart"/>
+      <w:r>
+        <w:rPr>
+          <w:highlight w:val="yellow"/>
+        </w:rPr>
+        <w:t>).limit</w:t>
+      </w:r>
+      <w:proofErr w:type="gramEnd"/>
+      <w:r>
+        <w:rPr>
+          <w:highlight w:val="yellow"/>
+        </w:rPr>
+        <w:t>(2);</w:t>
+      </w:r>
+    </w:p>
+    <w:p>
+      <w:pPr>
+        <w:rPr>
+          <w:highlight w:val="yellow"/>
+        </w:rPr>
+      </w:pPr>
+      <w:proofErr w:type="spellStart"/>
+      <w:proofErr w:type="gramStart"/>
+      <w:r>
+        <w:rPr>
+          <w:highlight w:val="yellow"/>
+        </w:rPr>
+        <w:t>db.employees</w:t>
+      </w:r>
+      <w:proofErr w:type="gramEnd"/>
+      <w:r>
+        <w:rPr>
+          <w:highlight w:val="yellow"/>
+        </w:rPr>
+        <w:t>.find</w:t>
+      </w:r>
+      <w:proofErr w:type="spellEnd"/>
+      <w:r>
+        <w:rPr>
+          <w:highlight w:val="yellow"/>
+        </w:rPr>
+        <w:t>(</w:t>
+      </w:r>
+      <w:proofErr w:type="gramStart"/>
+      <w:r>
+        <w:rPr>
+          <w:highlight w:val="yellow"/>
+        </w:rPr>
+        <w:t>).skip</w:t>
+      </w:r>
+      <w:proofErr w:type="gramEnd"/>
+      <w:r>
+        <w:rPr>
+          <w:highlight w:val="yellow"/>
+        </w:rPr>
+        <w:t>(4);</w:t>
+      </w:r>
+    </w:p>
+    <w:p>
+      <w:proofErr w:type="spellStart"/>
+      <w:proofErr w:type="gramStart"/>
+      <w:r>
+        <w:rPr>
+          <w:highlight w:val="yellow"/>
+        </w:rPr>
+        <w:t>db.employees</w:t>
+      </w:r>
+      <w:proofErr w:type="gramEnd"/>
+      <w:r>
+        <w:rPr>
+          <w:highlight w:val="yellow"/>
+        </w:rPr>
+        <w:t>.find</w:t>
+      </w:r>
+      <w:proofErr w:type="spellEnd"/>
+      <w:r>
+        <w:rPr>
+          <w:highlight w:val="yellow"/>
+        </w:rPr>
+        <w:t>(</w:t>
+      </w:r>
+      <w:proofErr w:type="gramStart"/>
+      <w:r>
+        <w:rPr>
+          <w:highlight w:val="yellow"/>
+        </w:rPr>
+        <w:t>).skip</w:t>
+      </w:r>
+      <w:proofErr w:type="gramEnd"/>
+      <w:r>
+        <w:rPr>
+          <w:highlight w:val="yellow"/>
+        </w:rPr>
+        <w:t>(4</w:t>
+      </w:r>
+      <w:proofErr w:type="gramStart"/>
+      <w:r>
+        <w:rPr>
+          <w:highlight w:val="yellow"/>
+        </w:rPr>
+        <w:t>)</w:t>
+      </w:r>
+      <w:r>
+        <w:rPr>
+          <w:highlight w:val="yellow"/>
+        </w:rPr>
+        <w:t>.limit</w:t>
+      </w:r>
+      <w:proofErr w:type="gramEnd"/>
+      <w:r>
+        <w:rPr>
+          <w:highlight w:val="yellow"/>
+        </w:rPr>
+        <w:t>(2);</w:t>
+      </w:r>
+    </w:p>
+    <w:p/>
+    <w:p>
+      <w:pPr>
+        <w:rPr>
+          <w:b/>
+          <w:bCs/>
+        </w:rPr>
+      </w:pPr>
+    </w:p>
+    <w:p>
+      <w:pPr>
+        <w:rPr>
+          <w:b/>
+          <w:bCs/>
+        </w:rPr>
+      </w:pPr>
+    </w:p>
+    <w:p>
+      <w:pPr>
+        <w:rPr>
+          <w:b/>
+          <w:bCs/>
+        </w:rPr>
+      </w:pPr>
+    </w:p>
+    <w:p>
+      <w:pPr>
+        <w:rPr>
+          <w:b/>
+          <w:bCs/>
+        </w:rPr>
+      </w:pPr>
+      <w:r>
+        <w:rPr>
+          <w:b/>
+          <w:bCs/>
+        </w:rPr>
+        <w:lastRenderedPageBreak/>
+        <w:t xml:space="preserve">delete documents from a collection </w:t>
+      </w:r>
+    </w:p>
+    <w:p/>
+    <w:p>
+      <w:proofErr w:type="spellStart"/>
+      <w:proofErr w:type="gramStart"/>
+      <w:r>
+        <w:t>db.collectionName.deleteOne</w:t>
+      </w:r>
+      <w:proofErr w:type="spellEnd"/>
+      <w:proofErr w:type="gramEnd"/>
+      <w:r>
+        <w:t xml:space="preserve">({condition}) if we apply condition with _id or unique property </w:t>
+      </w:r>
+    </w:p>
+    <w:p/>
+    <w:p>
+      <w:proofErr w:type="spellStart"/>
+      <w:proofErr w:type="gramStart"/>
+      <w:r>
+        <w:t>db.collectionName.deleteMany</w:t>
+      </w:r>
+      <w:proofErr w:type="spellEnd"/>
+      <w:proofErr w:type="gramEnd"/>
+      <w:r>
+        <w:t xml:space="preserve">({condition}) apart from unique property. </w:t>
+      </w:r>
+    </w:p>
+    <w:p>
+      <w:pPr>
+        <w:rPr>
+          <w:highlight w:val="yellow"/>
+        </w:rPr>
+      </w:pPr>
+      <w:proofErr w:type="spellStart"/>
+      <w:proofErr w:type="gramStart"/>
+      <w:r>
+        <w:rPr>
+          <w:highlight w:val="yellow"/>
+        </w:rPr>
+        <w:t>db.employees</w:t>
+      </w:r>
+      <w:proofErr w:type="gramEnd"/>
+      <w:r>
+        <w:rPr>
+          <w:highlight w:val="yellow"/>
+        </w:rPr>
+        <w:t>.deleteOne</w:t>
+      </w:r>
+      <w:proofErr w:type="spellEnd"/>
+      <w:r>
+        <w:rPr>
+          <w:highlight w:val="yellow"/>
+        </w:rPr>
+        <w:t>({_id:100});</w:t>
+      </w:r>
+    </w:p>
+    <w:p>
+      <w:proofErr w:type="spellStart"/>
+      <w:proofErr w:type="gramStart"/>
+      <w:r>
+        <w:rPr>
+          <w:highlight w:val="yellow"/>
+        </w:rPr>
+        <w:t>db.employees</w:t>
+      </w:r>
+      <w:proofErr w:type="gramEnd"/>
+      <w:r>
+        <w:rPr>
+          <w:highlight w:val="yellow"/>
+        </w:rPr>
+        <w:t>.deleteMany</w:t>
+      </w:r>
+      <w:proofErr w:type="spellEnd"/>
+      <w:r>
+        <w:rPr>
+          <w:highlight w:val="yellow"/>
+        </w:rPr>
+        <w:t>({deptId:103})</w:t>
+      </w:r>
+    </w:p>
+    <w:p/>
+    <w:p/>
+    <w:p>
+      <w:pPr>
+        <w:rPr>
+          <w:b/>
+          <w:bCs/>
+        </w:rPr>
+      </w:pPr>
+      <w:r>
+        <w:rPr>
+          <w:b/>
+          <w:bCs/>
+        </w:rPr>
+        <w:t xml:space="preserve">update document field with or without conditions. </w:t>
+      </w:r>
+    </w:p>
+    <w:p/>
+    <w:p>
+      <w:proofErr w:type="gramStart"/>
+      <w:r>
+        <w:t>db.collectionName.updateOne</w:t>
+      </w:r>
+      <w:proofErr w:type="gramEnd"/>
+      <w:r>
+        <w:t>({condition</w:t>
+      </w:r>
+      <w:proofErr w:type="gramStart"/>
+      <w:r>
+        <w:t>},{</w:t>
+      </w:r>
+      <w:proofErr w:type="gramEnd"/>
+      <w:r>
+        <w:t>$</w:t>
+      </w:r>
+      <w:proofErr w:type="gramStart"/>
+      <w:r>
+        <w:t>set:{fieldname:newValue</w:t>
+      </w:r>
+      <w:proofErr w:type="gramEnd"/>
+      <w:r>
+        <w:t>}})</w:t>
+      </w:r>
+    </w:p>
+    <w:p>
+      <w:r>
+        <w:t xml:space="preserve">condition using _id property or field then use </w:t>
+      </w:r>
+      <w:proofErr w:type="spellStart"/>
+      <w:r>
+        <w:t>updateOne</w:t>
+      </w:r>
+      <w:proofErr w:type="spellEnd"/>
+      <w:r>
+        <w:t xml:space="preserve"> else use </w:t>
+      </w:r>
+      <w:proofErr w:type="spellStart"/>
+      <w:r>
+        <w:t>updateMany</w:t>
+      </w:r>
+      <w:proofErr w:type="spellEnd"/>
+    </w:p>
+    <w:p>
+      <w:proofErr w:type="gramStart"/>
+      <w:r>
+        <w:t>db.collectionName.update</w:t>
+      </w:r>
+      <w:r>
+        <w:t>Many</w:t>
+      </w:r>
+      <w:proofErr w:type="gramEnd"/>
+      <w:r>
+        <w:t>({condition</w:t>
+      </w:r>
+      <w:proofErr w:type="gramStart"/>
+      <w:r>
+        <w:t>},{</w:t>
+      </w:r>
+      <w:proofErr w:type="gramEnd"/>
+      <w:r>
+        <w:t>$</w:t>
+      </w:r>
+      <w:proofErr w:type="gramStart"/>
+      <w:r>
+        <w:t>set:{fieldname:newValue</w:t>
+      </w:r>
+      <w:proofErr w:type="gramEnd"/>
+      <w:r>
+        <w:t>}})</w:t>
+      </w:r>
+    </w:p>
+    <w:p/>
+    <w:p/>
+    <w:p>
+      <w:proofErr w:type="spellStart"/>
+      <w:proofErr w:type="gramStart"/>
+      <w:r>
+        <w:rPr>
+          <w:highlight w:val="yellow"/>
+        </w:rPr>
+        <w:t>db.employees</w:t>
+      </w:r>
+      <w:proofErr w:type="gramEnd"/>
+      <w:r>
+        <w:rPr>
+          <w:highlight w:val="yellow"/>
+        </w:rPr>
+        <w:t>.updateOne</w:t>
+      </w:r>
+      <w:proofErr w:type="spellEnd"/>
+      <w:r>
+        <w:rPr>
+          <w:highlight w:val="yellow"/>
+        </w:rPr>
+        <w:t>({_id:10</w:t>
+      </w:r>
+      <w:proofErr w:type="gramStart"/>
+      <w:r>
+        <w:rPr>
+          <w:highlight w:val="yellow"/>
+        </w:rPr>
+        <w:t>},{</w:t>
+      </w:r>
+      <w:proofErr w:type="gramEnd"/>
+      <w:r>
+        <w:rPr>
+          <w:highlight w:val="yellow"/>
+        </w:rPr>
+        <w:t>$</w:t>
+      </w:r>
+      <w:proofErr w:type="gramStart"/>
+      <w:r>
+        <w:rPr>
+          <w:highlight w:val="yellow"/>
+        </w:rPr>
+        <w:t>set:{</w:t>
+      </w:r>
+      <w:proofErr w:type="gramEnd"/>
+      <w:r>
+        <w:rPr>
+          <w:highlight w:val="yellow"/>
+        </w:rPr>
+        <w:t>salary:45000}});</w:t>
+      </w:r>
+    </w:p>
+    <w:p>
+      <w:proofErr w:type="spellStart"/>
+      <w:proofErr w:type="gramStart"/>
+      <w:r>
+        <w:rPr>
+          <w:highlight w:val="yellow"/>
+        </w:rPr>
+        <w:t>db.employees</w:t>
+      </w:r>
+      <w:proofErr w:type="gramEnd"/>
+      <w:r>
+        <w:rPr>
+          <w:highlight w:val="yellow"/>
+        </w:rPr>
+        <w:t>.updateMany</w:t>
+      </w:r>
+      <w:proofErr w:type="spellEnd"/>
+      <w:r>
+        <w:rPr>
+          <w:highlight w:val="yellow"/>
+        </w:rPr>
+        <w:t>({deptId:102</w:t>
+      </w:r>
+      <w:proofErr w:type="gramStart"/>
+      <w:r>
+        <w:rPr>
+          <w:highlight w:val="yellow"/>
+        </w:rPr>
+        <w:t>},{</w:t>
+      </w:r>
+      <w:proofErr w:type="gramEnd"/>
+      <w:r>
+        <w:rPr>
+          <w:highlight w:val="yellow"/>
+        </w:rPr>
+        <w:t>$</w:t>
+      </w:r>
+      <w:proofErr w:type="gramStart"/>
+      <w:r>
+        <w:rPr>
+          <w:highlight w:val="yellow"/>
+        </w:rPr>
+        <w:t>set:{</w:t>
+      </w:r>
+      <w:proofErr w:type="gramEnd"/>
+      <w:r>
+        <w:rPr>
+          <w:highlight w:val="yellow"/>
+        </w:rPr>
+        <w:t>salary:45000}});</w:t>
+      </w:r>
+    </w:p>
+    <w:p/>
+    <w:p/>
+    <w:p/>
+    <w:p/>
+    <w:p/>
+    <w:p/>
     <w:p/>
     <w:p/>
     <w:p/>

--- a/FSD - Designing and Managing Databases with MongoDB/FSD MERN - Designing and Managing Databases with MongoDB - Day 6 - 26-04-2026.docx
+++ b/FSD - Designing and Managing Databases with MongoDB/FSD MERN - Designing and Managing Databases with MongoDB - Day 6 - 26-04-2026.docx
@@ -3606,6 +3606,497 @@
       </w:r>
     </w:p>
     <w:p/>
+    <w:p>
+      <w:r>
+        <w:t xml:space="preserve">update 2 fields value with one </w:t>
+      </w:r>
+      <w:proofErr w:type="gramStart"/>
+      <w:r>
+        <w:t>conditions</w:t>
+      </w:r>
+      <w:proofErr w:type="gramEnd"/>
+      <w:r>
+        <w:t xml:space="preserve">. </w:t>
+      </w:r>
+    </w:p>
+    <w:p>
+      <w:pPr>
+        <w:rPr>
+          <w:highlight w:val="yellow"/>
+        </w:rPr>
+      </w:pPr>
+      <w:proofErr w:type="gramStart"/>
+      <w:r>
+        <w:rPr>
+          <w:highlight w:val="yellow"/>
+        </w:rPr>
+        <w:t>db.employees</w:t>
+      </w:r>
+      <w:proofErr w:type="gramEnd"/>
+      <w:r>
+        <w:rPr>
+          <w:highlight w:val="yellow"/>
+        </w:rPr>
+        <w:t>.updateMany({deptId:102</w:t>
+      </w:r>
+      <w:proofErr w:type="gramStart"/>
+      <w:r>
+        <w:rPr>
+          <w:highlight w:val="yellow"/>
+        </w:rPr>
+        <w:t>},{</w:t>
+      </w:r>
+      <w:proofErr w:type="gramEnd"/>
+      <w:r>
+        <w:rPr>
+          <w:highlight w:val="yellow"/>
+        </w:rPr>
+        <w:t>$</w:t>
+      </w:r>
+      <w:proofErr w:type="gramStart"/>
+      <w:r>
+        <w:rPr>
+          <w:highlight w:val="yellow"/>
+        </w:rPr>
+        <w:t>set:{</w:t>
+      </w:r>
+      <w:proofErr w:type="gramEnd"/>
+      <w:r>
+        <w:rPr>
+          <w:highlight w:val="yellow"/>
+        </w:rPr>
+        <w:t>salary:</w:t>
+      </w:r>
+      <w:proofErr w:type="gramStart"/>
+      <w:r>
+        <w:rPr>
+          <w:highlight w:val="yellow"/>
+        </w:rPr>
+        <w:t>55000,deptId</w:t>
+      </w:r>
+      <w:proofErr w:type="gramEnd"/>
+      <w:r>
+        <w:rPr>
+          <w:highlight w:val="yellow"/>
+        </w:rPr>
+        <w:t>:1002}});</w:t>
+      </w:r>
+    </w:p>
+    <w:p>
+      <w:r>
+        <w:t xml:space="preserve">update </w:t>
+      </w:r>
+      <w:r>
+        <w:t>1</w:t>
+      </w:r>
+      <w:r>
+        <w:t xml:space="preserve"> fields value with </w:t>
+      </w:r>
+      <w:r>
+        <w:t>2</w:t>
+      </w:r>
+      <w:r>
+        <w:t xml:space="preserve"> conditions. </w:t>
+      </w:r>
+    </w:p>
+    <w:p>
+      <w:proofErr w:type="gramStart"/>
+      <w:r>
+        <w:rPr>
+          <w:highlight w:val="yellow"/>
+        </w:rPr>
+        <w:t>db.employees</w:t>
+      </w:r>
+      <w:proofErr w:type="gramEnd"/>
+      <w:r>
+        <w:rPr>
+          <w:highlight w:val="yellow"/>
+        </w:rPr>
+        <w:t>.updateMany({$</w:t>
+      </w:r>
+      <w:proofErr w:type="gramStart"/>
+      <w:r>
+        <w:rPr>
+          <w:highlight w:val="yellow"/>
+        </w:rPr>
+        <w:t>and:[</w:t>
+      </w:r>
+      <w:proofErr w:type="gramEnd"/>
+      <w:r>
+        <w:rPr>
+          <w:highlight w:val="yellow"/>
+        </w:rPr>
+        <w:t>{deptId:1002</w:t>
+      </w:r>
+      <w:proofErr w:type="gramStart"/>
+      <w:r>
+        <w:rPr>
+          <w:highlight w:val="yellow"/>
+        </w:rPr>
+        <w:t>},{</w:t>
+      </w:r>
+      <w:proofErr w:type="gramEnd"/>
+      <w:r>
+        <w:rPr>
+          <w:highlight w:val="yellow"/>
+        </w:rPr>
+        <w:t>age:25}]</w:t>
+      </w:r>
+      <w:proofErr w:type="gramStart"/>
+      <w:r>
+        <w:rPr>
+          <w:highlight w:val="yellow"/>
+        </w:rPr>
+        <w:t>},{</w:t>
+      </w:r>
+      <w:proofErr w:type="gramEnd"/>
+      <w:r>
+        <w:rPr>
+          <w:highlight w:val="yellow"/>
+        </w:rPr>
+        <w:t>$</w:t>
+      </w:r>
+      <w:proofErr w:type="gramStart"/>
+      <w:r>
+        <w:rPr>
+          <w:highlight w:val="yellow"/>
+        </w:rPr>
+        <w:t>set:{</w:t>
+      </w:r>
+      <w:proofErr w:type="gramEnd"/>
+      <w:r>
+        <w:rPr>
+          <w:highlight w:val="yellow"/>
+        </w:rPr>
+        <w:t>salary:58000}});</w:t>
+      </w:r>
+    </w:p>
+    <w:p/>
+    <w:p/>
+    <w:p>
+      <w:pPr>
+        <w:rPr>
+          <w:highlight w:val="yellow"/>
+        </w:rPr>
+      </w:pPr>
+    </w:p>
+    <w:p>
+      <w:pPr>
+        <w:rPr>
+          <w:highlight w:val="yellow"/>
+        </w:rPr>
+      </w:pPr>
+    </w:p>
+    <w:p>
+      <w:r>
+        <w:rPr>
+          <w:highlight w:val="yellow"/>
+        </w:rPr>
+        <w:lastRenderedPageBreak/>
+        <w:t xml:space="preserve">remove </w:t>
+      </w:r>
+      <w:proofErr w:type="gramStart"/>
+      <w:r>
+        <w:rPr>
+          <w:highlight w:val="yellow"/>
+        </w:rPr>
+        <w:t>particular document</w:t>
+      </w:r>
+      <w:proofErr w:type="gramEnd"/>
+      <w:r>
+        <w:rPr>
+          <w:highlight w:val="yellow"/>
+        </w:rPr>
+        <w:t xml:space="preserve"> field</w:t>
+      </w:r>
+      <w:r>
+        <w:t xml:space="preserve"> </w:t>
+      </w:r>
+      <w:r>
+        <w:rPr>
+          <w:highlight w:val="yellow"/>
+        </w:rPr>
+        <w:t>using $unset operator</w:t>
+      </w:r>
+      <w:r>
+        <w:t xml:space="preserve"> </w:t>
+      </w:r>
+    </w:p>
+    <w:p>
+      <w:proofErr w:type="spellStart"/>
+      <w:proofErr w:type="gramStart"/>
+      <w:r>
+        <w:t>db.employees</w:t>
+      </w:r>
+      <w:proofErr w:type="gramEnd"/>
+      <w:r>
+        <w:t>.updateOne</w:t>
+      </w:r>
+      <w:proofErr w:type="spellEnd"/>
+      <w:r>
+        <w:t>({_id:10</w:t>
+      </w:r>
+      <w:proofErr w:type="gramStart"/>
+      <w:r>
+        <w:t>},{</w:t>
+      </w:r>
+      <w:proofErr w:type="gramEnd"/>
+      <w:r>
+        <w:t>$</w:t>
+      </w:r>
+      <w:proofErr w:type="gramStart"/>
+      <w:r>
+        <w:t>unset:{</w:t>
+      </w:r>
+      <w:proofErr w:type="gramEnd"/>
+      <w:r>
+        <w:t>salary:0}});</w:t>
+      </w:r>
+    </w:p>
+    <w:p/>
+    <w:p>
+      <w:r>
+        <w:rPr>
+          <w:highlight w:val="yellow"/>
+        </w:rPr>
+        <w:t>remove all document particular field</w:t>
+      </w:r>
+      <w:r>
+        <w:t xml:space="preserve"> </w:t>
+      </w:r>
+    </w:p>
+    <w:p/>
+    <w:p>
+      <w:proofErr w:type="spellStart"/>
+      <w:proofErr w:type="gramStart"/>
+      <w:r>
+        <w:t>db.employees</w:t>
+      </w:r>
+      <w:proofErr w:type="gramEnd"/>
+      <w:r>
+        <w:t>.updateMany</w:t>
+      </w:r>
+      <w:proofErr w:type="spellEnd"/>
+      <w:r>
+        <w:t>({</w:t>
+      </w:r>
+      <w:proofErr w:type="gramStart"/>
+      <w:r>
+        <w:t>},{</w:t>
+      </w:r>
+      <w:proofErr w:type="gramEnd"/>
+      <w:r>
+        <w:t>$</w:t>
+      </w:r>
+      <w:proofErr w:type="gramStart"/>
+      <w:r>
+        <w:t>unset:{</w:t>
+      </w:r>
+      <w:proofErr w:type="gramEnd"/>
+      <w:r>
+        <w:t>age:0}});</w:t>
+      </w:r>
+    </w:p>
+    <w:p/>
+    <w:p>
+      <w:r>
+        <w:t xml:space="preserve">$set </w:t>
+      </w:r>
+      <w:proofErr w:type="gramStart"/>
+      <w:r>
+        <w:t>operator :</w:t>
+      </w:r>
+      <w:proofErr w:type="gramEnd"/>
+      <w:r>
+        <w:t xml:space="preserve"> if </w:t>
+      </w:r>
+      <w:proofErr w:type="gramStart"/>
+      <w:r>
+        <w:t>particular document</w:t>
+      </w:r>
+      <w:proofErr w:type="gramEnd"/>
+      <w:r>
+        <w:t xml:space="preserve"> or all document field is present It will update with new value else it will create new field for all document or </w:t>
+      </w:r>
+      <w:proofErr w:type="gramStart"/>
+      <w:r>
+        <w:t xml:space="preserve">particular </w:t>
+      </w:r>
+      <w:proofErr w:type="spellStart"/>
+      <w:r>
+        <w:t>dodument</w:t>
+      </w:r>
+      <w:proofErr w:type="spellEnd"/>
+      <w:proofErr w:type="gramEnd"/>
+    </w:p>
+    <w:p>
+      <w:r>
+        <w:t xml:space="preserve"> </w:t>
+      </w:r>
+    </w:p>
+    <w:p>
+      <w:proofErr w:type="spellStart"/>
+      <w:proofErr w:type="gramStart"/>
+      <w:r>
+        <w:rPr>
+          <w:highlight w:val="yellow"/>
+        </w:rPr>
+        <w:t>db.employees</w:t>
+      </w:r>
+      <w:proofErr w:type="gramEnd"/>
+      <w:r>
+        <w:rPr>
+          <w:highlight w:val="yellow"/>
+        </w:rPr>
+        <w:t>.updateOne</w:t>
+      </w:r>
+      <w:proofErr w:type="spellEnd"/>
+      <w:r>
+        <w:rPr>
+          <w:highlight w:val="yellow"/>
+        </w:rPr>
+        <w:t>({_id:10</w:t>
+      </w:r>
+      <w:proofErr w:type="gramStart"/>
+      <w:r>
+        <w:rPr>
+          <w:highlight w:val="yellow"/>
+        </w:rPr>
+        <w:t>},{</w:t>
+      </w:r>
+      <w:proofErr w:type="gramEnd"/>
+      <w:r>
+        <w:rPr>
+          <w:highlight w:val="yellow"/>
+        </w:rPr>
+        <w:t>$</w:t>
+      </w:r>
+      <w:proofErr w:type="gramStart"/>
+      <w:r>
+        <w:rPr>
+          <w:highlight w:val="yellow"/>
+        </w:rPr>
+        <w:t>set:{</w:t>
+      </w:r>
+      <w:proofErr w:type="spellStart"/>
+      <w:proofErr w:type="gramEnd"/>
+      <w:r>
+        <w:rPr>
+          <w:highlight w:val="yellow"/>
+        </w:rPr>
+        <w:t>desgination</w:t>
+      </w:r>
+      <w:proofErr w:type="spellEnd"/>
+      <w:r>
+        <w:rPr>
+          <w:highlight w:val="yellow"/>
+        </w:rPr>
+        <w:t>:"Tester"}});</w:t>
+      </w:r>
+    </w:p>
+    <w:p/>
+    <w:p>
+      <w:r>
+        <w:rPr>
+          <w:highlight w:val="yellow"/>
+        </w:rPr>
+        <w:t xml:space="preserve">update with </w:t>
+      </w:r>
+      <w:proofErr w:type="spellStart"/>
+      <w:r>
+        <w:rPr>
+          <w:highlight w:val="yellow"/>
+        </w:rPr>
+        <w:t>upsert</w:t>
+      </w:r>
+      <w:proofErr w:type="spellEnd"/>
+      <w:r>
+        <w:rPr>
+          <w:highlight w:val="yellow"/>
+        </w:rPr>
+        <w:t xml:space="preserve"> property</w:t>
+      </w:r>
+      <w:r>
+        <w:t xml:space="preserve"> </w:t>
+      </w:r>
+    </w:p>
+    <w:p/>
+    <w:p>
+      <w:proofErr w:type="gramStart"/>
+      <w:r>
+        <w:t>db.employees</w:t>
+      </w:r>
+      <w:proofErr w:type="gramEnd"/>
+      <w:r>
+        <w:t>.update({_id:10</w:t>
+      </w:r>
+      <w:proofErr w:type="gramStart"/>
+      <w:r>
+        <w:t>},{</w:t>
+      </w:r>
+      <w:proofErr w:type="gramEnd"/>
+      <w:r>
+        <w:t>$</w:t>
+      </w:r>
+      <w:proofErr w:type="gramStart"/>
+      <w:r>
+        <w:t>set:{</w:t>
+      </w:r>
+      <w:proofErr w:type="gramEnd"/>
+      <w:r>
+        <w:t>fname:"Niha"}</w:t>
+      </w:r>
+      <w:proofErr w:type="gramStart"/>
+      <w:r>
+        <w:t>},{upsert:true</w:t>
+      </w:r>
+      <w:proofErr w:type="gramEnd"/>
+      <w:r>
+        <w:t>});</w:t>
+      </w:r>
+    </w:p>
+    <w:p>
+      <w:proofErr w:type="gramStart"/>
+      <w:r>
+        <w:t>db.employees</w:t>
+      </w:r>
+      <w:proofErr w:type="gramEnd"/>
+      <w:r>
+        <w:t>.update({_id:11</w:t>
+      </w:r>
+      <w:proofErr w:type="gramStart"/>
+      <w:r>
+        <w:t>},{</w:t>
+      </w:r>
+      <w:proofErr w:type="gramEnd"/>
+      <w:r>
+        <w:t>$</w:t>
+      </w:r>
+      <w:proofErr w:type="gramStart"/>
+      <w:r>
+        <w:t>set:{</w:t>
+      </w:r>
+      <w:proofErr w:type="gramEnd"/>
+      <w:r>
+        <w:t>fname:"Raj</w:t>
+      </w:r>
+      <w:proofErr w:type="gramStart"/>
+      <w:r>
+        <w:t>",lname</w:t>
+      </w:r>
+      <w:proofErr w:type="gramEnd"/>
+      <w:r>
+        <w:t>:"Deep"}</w:t>
+      </w:r>
+      <w:proofErr w:type="gramStart"/>
+      <w:r>
+        <w:t>},{upsert:true</w:t>
+      </w:r>
+      <w:proofErr w:type="gramEnd"/>
+      <w:r>
+        <w:t>});</w:t>
+      </w:r>
+    </w:p>
     <w:p/>
     <w:p/>
     <w:p/>
